--- a/배차작업/배차생성/배차생성문의_한원석.docx
+++ b/배차작업/배차생성/배차생성문의_한원석.docx
@@ -303,6 +303,26 @@
           <w:rFonts w:hint="eastAsia"/>
         </w:rPr>
         <w:t>?</w:t>
+      </w:r>
+      <w:r>
+        <w:rPr>
+          <w:rFonts w:hint="eastAsia"/>
+        </w:rPr>
+        <w:t xml:space="preserve"> 누구 </w:t>
+      </w:r>
+      <w:proofErr w:type="spellStart"/>
+      <w:r>
+        <w:rPr>
+          <w:rFonts w:hint="eastAsia"/>
+        </w:rPr>
+        <w:t>부턴지</w:t>
+      </w:r>
+      <w:proofErr w:type="spellEnd"/>
+      <w:r>
+        <w:rPr>
+          <w:rFonts w:hint="eastAsia"/>
+        </w:rPr>
+        <w:t xml:space="preserve"> 지정되는가?</w:t>
       </w:r>
     </w:p>
     <w:p>

--- a/배차작업/배차생성/배차생성문의_한원석.docx
+++ b/배차작업/배차생성/배차생성문의_한원석.docx
@@ -110,6 +110,9 @@
     <w:p>
       <w:pPr>
         <w:ind w:left="400"/>
+        <w:rPr>
+          <w:color w:val="0070C0"/>
+        </w:rPr>
       </w:pPr>
       <w:r>
         <w:rPr>
@@ -117,10 +120,26 @@
         </w:rPr>
         <w:t>운행편성: 평시, 방학, 공휴일, 특별편성</w:t>
       </w:r>
-    </w:p>
-    <w:p>
-      <w:pPr>
-        <w:ind w:left="400"/>
+      <w:r>
+        <w:rPr>
+          <w:rFonts w:hint="eastAsia"/>
+        </w:rPr>
+        <w:t xml:space="preserve"> -&gt; </w:t>
+      </w:r>
+      <w:r>
+        <w:rPr>
+          <w:rFonts w:hint="eastAsia"/>
+          <w:color w:val="0070C0"/>
+        </w:rPr>
+        <w:t>운행 편성을 정의 합니다.</w:t>
+      </w:r>
+    </w:p>
+    <w:p>
+      <w:pPr>
+        <w:ind w:left="400"/>
+        <w:rPr>
+          <w:color w:val="0070C0"/>
+        </w:rPr>
       </w:pPr>
       <w:proofErr w:type="spellStart"/>
       <w:r>
@@ -133,10 +152,26 @@
         </w:rPr>
         <w:t>: 평일, 토요일, 일요일, 평일2, 토요2, 일요2</w:t>
       </w:r>
-    </w:p>
-    <w:p>
-      <w:pPr>
-        <w:ind w:left="400"/>
+      <w:r>
+        <w:rPr>
+          <w:rFonts w:hint="eastAsia"/>
+        </w:rPr>
+        <w:t xml:space="preserve"> -&gt; </w:t>
+      </w:r>
+      <w:r>
+        <w:rPr>
+          <w:rFonts w:hint="eastAsia"/>
+          <w:color w:val="0070C0"/>
+        </w:rPr>
+        <w:t>차량 운행 시간표 입니다.</w:t>
+      </w:r>
+    </w:p>
+    <w:p>
+      <w:pPr>
+        <w:ind w:left="400"/>
+        <w:rPr>
+          <w:color w:val="0070C0"/>
+        </w:rPr>
       </w:pPr>
       <w:r>
         <w:t>순번방향</w:t>
@@ -147,10 +182,47 @@
         </w:rPr>
         <w:t>: 오름차순, 내림차순</w:t>
       </w:r>
-    </w:p>
-    <w:p>
-      <w:pPr>
-        <w:ind w:left="400"/>
+      <w:r>
+        <w:rPr>
+          <w:rFonts w:hint="eastAsia"/>
+        </w:rPr>
+        <w:t xml:space="preserve"> -&gt; </w:t>
+      </w:r>
+      <w:r>
+        <w:rPr>
+          <w:rFonts w:hint="eastAsia"/>
+          <w:color w:val="0070C0"/>
+        </w:rPr>
+        <w:t>다음날 순</w:t>
+      </w:r>
+      <w:r>
+        <w:rPr>
+          <w:rFonts w:hint="eastAsia"/>
+          <w:color w:val="0070C0"/>
+        </w:rPr>
+        <w:t>번을</w:t>
+      </w:r>
+      <w:r>
+        <w:rPr>
+          <w:rFonts w:hint="eastAsia"/>
+          <w:color w:val="0070C0"/>
+        </w:rPr>
+        <w:t xml:space="preserve"> 바꾸어 줍니다.</w:t>
+      </w:r>
+      <w:r>
+        <w:rPr>
+          <w:rFonts w:hint="eastAsia"/>
+          <w:color w:val="0070C0"/>
+        </w:rPr>
+        <w:t xml:space="preserve"> </w:t>
+      </w:r>
+    </w:p>
+    <w:p>
+      <w:pPr>
+        <w:ind w:left="400"/>
+        <w:rPr>
+          <w:color w:val="0070C0"/>
+        </w:rPr>
       </w:pPr>
       <w:r>
         <w:t>순번스텝</w:t>
@@ -161,10 +233,26 @@
         </w:rPr>
         <w:t>: 숫자</w:t>
       </w:r>
-    </w:p>
-    <w:p>
-      <w:pPr>
-        <w:ind w:left="400"/>
+      <w:r>
+        <w:rPr>
+          <w:rFonts w:hint="eastAsia"/>
+        </w:rPr>
+        <w:t xml:space="preserve"> -&gt; </w:t>
+      </w:r>
+      <w:r>
+        <w:rPr>
+          <w:rFonts w:hint="eastAsia"/>
+          <w:color w:val="0070C0"/>
+        </w:rPr>
+        <w:t>순번을 바꾸는 스텝 숫자 입니다.</w:t>
+      </w:r>
+    </w:p>
+    <w:p>
+      <w:pPr>
+        <w:ind w:left="400"/>
+        <w:rPr>
+          <w:color w:val="0070C0"/>
+        </w:rPr>
       </w:pPr>
       <w:r>
         <w:t>예비자동배차</w:t>
@@ -175,6 +263,19 @@
         </w:rPr>
         <w:t>: 유/무</w:t>
       </w:r>
+      <w:r>
+        <w:rPr>
+          <w:rFonts w:hint="eastAsia"/>
+        </w:rPr>
+        <w:t xml:space="preserve"> -&gt; </w:t>
+      </w:r>
+      <w:r>
+        <w:rPr>
+          <w:rFonts w:hint="eastAsia"/>
+          <w:color w:val="0070C0"/>
+        </w:rPr>
+        <w:t>무작위로 예비기사들을 배치합니다.</w:t>
+      </w:r>
     </w:p>
     <w:p>
       <w:pPr>
@@ -228,7 +329,37 @@
     <w:p>
       <w:pPr>
         <w:ind w:left="400"/>
-      </w:pPr>
+        <w:rPr>
+          <w:color w:val="0070C0"/>
+        </w:rPr>
+      </w:pPr>
+      <w:r>
+        <w:rPr>
+          <w:color w:val="0070C0"/>
+        </w:rPr>
+        <w:t>연차</w:t>
+      </w:r>
+      <w:r>
+        <w:rPr>
+          <w:rFonts w:hint="eastAsia"/>
+          <w:color w:val="0070C0"/>
+        </w:rPr>
+        <w:t>, 육아기, 음주벌칙기간 등은 시스템에</w:t>
+      </w:r>
+      <w:r>
+        <w:rPr>
+          <w:rFonts w:hint="eastAsia"/>
+          <w:color w:val="0070C0"/>
+        </w:rPr>
+        <w:t>서</w:t>
+      </w:r>
+      <w:r>
+        <w:rPr>
+          <w:rFonts w:hint="eastAsia"/>
+          <w:color w:val="0070C0"/>
+        </w:rPr>
+        <w:t xml:space="preserve"> 다루지 않습니다. 해당하는 기사를 수작업으로 넣거나 빼주면 됩니다.</w:t>
+      </w:r>
     </w:p>
     <w:p>
       <w:pPr>
@@ -328,16 +459,35 @@
     <w:p>
       <w:pPr>
         <w:ind w:left="400"/>
-      </w:pPr>
-    </w:p>
-    <w:p>
-      <w:pPr>
-        <w:ind w:left="400"/>
-      </w:pPr>
-    </w:p>
-    <w:p>
-      <w:pPr>
-        <w:ind w:left="400"/>
+        <w:rPr>
+          <w:color w:val="0070C0"/>
+        </w:rPr>
+      </w:pPr>
+      <w:r>
+        <w:rPr>
+          <w:color w:val="0070C0"/>
+        </w:rPr>
+        <w:t>무작위로</w:t>
+      </w:r>
+      <w:r>
+        <w:rPr>
+          <w:rFonts w:hint="eastAsia"/>
+          <w:color w:val="0070C0"/>
+        </w:rPr>
+        <w:t xml:space="preserve"> 자동 분배 됩니다.</w:t>
+      </w:r>
+    </w:p>
+    <w:p>
+      <w:pPr>
+        <w:ind w:left="400"/>
+      </w:pPr>
+    </w:p>
+    <w:p>
+      <w:pPr>
+        <w:ind w:left="400"/>
+        <w:rPr>
+          <w:rFonts w:hint="eastAsia"/>
+        </w:rPr>
       </w:pPr>
       <w:r>
         <w:rPr>
@@ -358,6 +508,30 @@
           <w:rFonts w:hint="eastAsia"/>
         </w:rPr>
         <w:t xml:space="preserve"> 출발시각에 대한 정보는 어디서 확인하는가?</w:t>
+      </w:r>
+    </w:p>
+    <w:p>
+      <w:pPr>
+        <w:ind w:left="400"/>
+        <w:rPr>
+          <w:color w:val="0070C0"/>
+        </w:rPr>
+      </w:pPr>
+      <w:proofErr w:type="spellStart"/>
+      <w:r>
+        <w:rPr>
+          <w:rFonts w:hint="eastAsia"/>
+          <w:color w:val="0070C0"/>
+        </w:rPr>
+        <w:t>일일배차</w:t>
+      </w:r>
+      <w:proofErr w:type="spellEnd"/>
+      <w:r>
+        <w:rPr>
+          <w:rFonts w:hint="eastAsia"/>
+          <w:color w:val="0070C0"/>
+        </w:rPr>
+        <w:t xml:space="preserve"> 배차시간표에서 확인할 수 있습니다.</w:t>
       </w:r>
     </w:p>
     <w:p>
